--- a/BDA/Experiment_3_Ahmed.docx
+++ b/BDA/Experiment_3_Ahmed.docx
@@ -1,6 +1,6 @@
 
 <file path=word/document.xml><?xml version="1.0" encoding="utf-8"?>
-<w:document xmlns:wpc="http://schemas.microsoft.com/office/word/2010/wordprocessingCanvas" xmlns:cx="http://schemas.microsoft.com/office/drawing/2014/chartex" xmlns:cx1="http://schemas.microsoft.com/office/drawing/2015/9/8/chartex" xmlns:cx2="http://schemas.microsoft.com/office/drawing/2015/10/21/chartex" xmlns:cx3="http://schemas.microsoft.com/office/drawing/2016/5/9/chartex" xmlns:cx4="http://schemas.microsoft.com/office/drawing/2016/5/10/chartex" xmlns:cx5="http://schemas.microsoft.com/office/drawing/2016/5/11/chartex" xmlns:cx6="http://schemas.microsoft.com/office/drawing/2016/5/12/chartex" xmlns:cx7="http://schemas.microsoft.com/office/drawing/2016/5/13/chartex" xmlns:cx8="http://schemas.microsoft.com/office/drawing/2016/5/14/chartex" xmlns:mc="http://schemas.openxmlformats.org/markup-compatibility/2006" xmlns:aink="http://schemas.microsoft.com/office/drawing/2016/ink" xmlns:am3d="http://schemas.microsoft.com/office/drawing/2017/model3d" xmlns:o="urn:schemas-microsoft-com:office:office" xmlns:oel="http://schemas.microsoft.com/office/2019/extlst" xmlns:r="http://schemas.openxmlformats.org/officeDocument/2006/relationships" xmlns:m="http://schemas.openxmlformats.org/officeDocument/2006/math" xmlns:v="urn:schemas-microsoft-com:vml" xmlns:wp14="http://schemas.microsoft.com/office/word/2010/wordprocessingDrawing" xmlns:wp="http://schemas.openxmlformats.org/drawingml/2006/wordprocessingDrawing" xmlns:w10="urn:schemas-microsoft-com:office:word" xmlns:w="http://schemas.openxmlformats.org/wordprocessingml/2006/main" xmlns:w14="http://schemas.microsoft.com/office/word/2010/wordml" xmlns:w15="http://schemas.microsoft.com/office/word/2012/wordml" xmlns:w16cei="http://schemas.microsoft.com/office/word/2026/wordml/cei" xmlns:w16cex="http://schemas.microsoft.com/office/word/2018/wordml/cex" xmlns:w16cid="http://schemas.microsoft.com/office/word/2016/wordml/cid" xmlns:w16="http://schemas.microsoft.com/office/word/2018/wordml" xmlns:w16du="http://schemas.microsoft.com/office/word/2023/wordml/word16du" xmlns:w16sdtdh="http://schemas.microsoft.com/office/word/2020/wordml/sdtdatahash" xmlns:w16sdtfl="http://schemas.microsoft.com/office/word/2024/wordml/sdtformatlock" xmlns:w16se="http://schemas.microsoft.com/office/word/2015/wordml/symex" xmlns:wpg="http://schemas.microsoft.com/office/word/2010/wordprocessingGroup" xmlns:wpi="http://schemas.microsoft.com/office/word/2010/wordprocessingInk" xmlns:wne="http://schemas.microsoft.com/office/word/2006/wordml" xmlns:wps="http://schemas.microsoft.com/office/word/2010/wordprocessingShape" mc:Ignorable="w14 w15 w16se w16cid w16 w16cex w16sdtdh w16sdtfl w16du wp14">
+<w:document xmlns:wpc="http://schemas.microsoft.com/office/word/2010/wordprocessingCanvas" xmlns:cx="http://schemas.microsoft.com/office/drawing/2014/chartex" xmlns:cx1="http://schemas.microsoft.com/office/drawing/2015/9/8/chartex" xmlns:cx2="http://schemas.microsoft.com/office/drawing/2015/10/21/chartex" xmlns:cx3="http://schemas.microsoft.com/office/drawing/2016/5/9/chartex" xmlns:cx4="http://schemas.microsoft.com/office/drawing/2016/5/10/chartex" xmlns:cx5="http://schemas.microsoft.com/office/drawing/2016/5/11/chartex" xmlns:cx6="http://schemas.microsoft.com/office/drawing/2016/5/12/chartex" xmlns:cx7="http://schemas.microsoft.com/office/drawing/2016/5/13/chartex" xmlns:cx8="http://schemas.microsoft.com/office/drawing/2016/5/14/chartex" xmlns:mc="http://schemas.openxmlformats.org/markup-compatibility/2006" xmlns:aink="http://schemas.microsoft.com/office/drawing/2016/ink" xmlns:am3d="http://schemas.microsoft.com/office/drawing/2017/model3d" xmlns:o="urn:schemas-microsoft-com:office:office" xmlns:oel="http://schemas.microsoft.com/office/2019/extlst" xmlns:r="http://schemas.openxmlformats.org/officeDocument/2006/relationships" xmlns:m="http://schemas.openxmlformats.org/officeDocument/2006/math" xmlns:v="urn:schemas-microsoft-com:vml" xmlns:wp14="http://schemas.microsoft.com/office/word/2010/wordprocessingDrawing" xmlns:wp="http://schemas.openxmlformats.org/drawingml/2006/wordprocessingDrawing" xmlns:w10="urn:schemas-microsoft-com:office:word" xmlns:w="http://schemas.openxmlformats.org/wordprocessingml/2006/main" xmlns:w14="http://schemas.microsoft.com/office/word/2010/wordml" xmlns:w15="http://schemas.microsoft.com/office/word/2012/wordml" xmlns:w16cex="http://schemas.microsoft.com/office/word/2018/wordml/cex" xmlns:w16cid="http://schemas.microsoft.com/office/word/2016/wordml/cid" xmlns:w16="http://schemas.microsoft.com/office/word/2018/wordml" xmlns:w16du="http://schemas.microsoft.com/office/word/2023/wordml/word16du" xmlns:w16sdtdh="http://schemas.microsoft.com/office/word/2020/wordml/sdtdatahash" xmlns:w16sdtfl="http://schemas.microsoft.com/office/word/2024/wordml/sdtformatlock" xmlns:w16se="http://schemas.microsoft.com/office/word/2015/wordml/symex" xmlns:wpg="http://schemas.microsoft.com/office/word/2010/wordprocessingGroup" xmlns:wpi="http://schemas.microsoft.com/office/word/2010/wordprocessingInk" xmlns:wne="http://schemas.microsoft.com/office/word/2006/wordml" xmlns:wps="http://schemas.microsoft.com/office/word/2010/wordprocessingShape" mc:Ignorable="w14 w15 w16se w16cid w16 w16cex w16sdtdh w16sdtfl w16du wp14">
   <w:body>
     <w:p>
       <w:pPr>
@@ -34,21 +34,12 @@
           <w:sz w:val="22"/>
         </w:rPr>
       </w:pPr>
-      <w:proofErr w:type="gramStart"/>
       <w:r>
         <w:rPr>
           <w:rFonts w:ascii="Times New Roman" w:hAnsi="Times New Roman" w:cs="Times New Roman"/>
           <w:b/>
         </w:rPr>
-        <w:t>Aim :</w:t>
-      </w:r>
-      <w:proofErr w:type="gramEnd"/>
-      <w:r>
-        <w:rPr>
-          <w:rFonts w:ascii="Times New Roman" w:hAnsi="Times New Roman" w:cs="Times New Roman"/>
-          <w:b/>
-        </w:rPr>
-        <w:t xml:space="preserve"> </w:t>
+        <w:t xml:space="preserve">Aim : </w:t>
       </w:r>
       <w:r>
         <w:rPr>
@@ -64,7 +55,6 @@
           <w:rFonts w:ascii="Times New Roman" w:hAnsi="Times New Roman" w:cs="Times New Roman"/>
         </w:rPr>
       </w:pPr>
-      <w:proofErr w:type="gramStart"/>
       <w:r>
         <w:rPr>
           <w:rFonts w:ascii="Times New Roman" w:hAnsi="Times New Roman" w:cs="Times New Roman"/>
@@ -72,7 +62,6 @@
         </w:rPr>
         <w:t>Theory :</w:t>
       </w:r>
-      <w:proofErr w:type="gramEnd"/>
     </w:p>
     <w:p>
       <w:pPr>
@@ -84,7 +73,31 @@
         <w:rPr>
           <w:rFonts w:ascii="Times New Roman" w:hAnsi="Times New Roman" w:cs="Times New Roman"/>
         </w:rPr>
-        <w:t>Apache HBase is a distributed NoSQL database that provides scalable and fault-tolerant storage for Big Data applications. It is modeled after Google's Bigtable and is designed to work seamlessly with Hadoop. HBase stores data in tables consisting of rows and column families, where each row is uniquely identified using a row key. Since HBase follows a schema-less design within column families, it can efficiently handle sparse and dynamically changing datasets.</w:t>
+        <w:t>Apache HBase is a distributed</w:t>
+      </w:r>
+      <w:r>
+        <w:rPr>
+          <w:rFonts w:ascii="Times New Roman" w:hAnsi="Times New Roman" w:cs="Times New Roman"/>
+        </w:rPr>
+        <w:t>, Column-Oriented</w:t>
+      </w:r>
+      <w:r>
+        <w:rPr>
+          <w:rFonts w:ascii="Times New Roman" w:hAnsi="Times New Roman" w:cs="Times New Roman"/>
+        </w:rPr>
+        <w:t xml:space="preserve"> NoSQL database that provides scalable and fault-tolerant storage for Big Data applications. It is modeled after Google's Bigtable and is designed to work seamlessly with Hadoop. HBase stores data in tables consisting of rows and column families, where each row is uniquely identified using a row key. Since HBase follows a schema-less design within column families, it can efficiently handle sparse and dynamically changing datasets.</w:t>
+      </w:r>
+      <w:r>
+        <w:rPr>
+          <w:rFonts w:ascii="Times New Roman" w:hAnsi="Times New Roman" w:cs="Times New Roman"/>
+        </w:rPr>
+        <w:t xml:space="preserve"> </w:t>
+      </w:r>
+      <w:r>
+        <w:rPr>
+          <w:rFonts w:ascii="Times New Roman" w:hAnsi="Times New Roman" w:cs="Times New Roman"/>
+        </w:rPr>
+        <w:br/>
       </w:r>
     </w:p>
     <w:p>
@@ -252,6 +265,7 @@
         <w:rPr>
           <w:rFonts w:ascii="Times New Roman" w:hAnsi="Times New Roman" w:cs="Times New Roman"/>
         </w:rPr>
+        <w:lastRenderedPageBreak/>
         <w:t>Offers high write performance compared to traditional relational databases.</w:t>
       </w:r>
     </w:p>
@@ -270,7 +284,6 @@
         <w:rPr>
           <w:rFonts w:ascii="Times New Roman" w:hAnsi="Times New Roman" w:cs="Times New Roman"/>
         </w:rPr>
-        <w:lastRenderedPageBreak/>
         <w:t>Integrates seamlessly with the Hadoop ecosystem, including Hive, MapReduce, and Spark.</w:t>
       </w:r>
     </w:p>
@@ -688,7 +701,6 @@
         <w:rPr>
           <w:rFonts w:ascii="Times New Roman" w:hAnsi="Times New Roman" w:cs="Times New Roman"/>
         </w:rPr>
-        <w:lastRenderedPageBreak/>
         <w:t>Architecture Diagram:</w:t>
       </w:r>
     </w:p>
@@ -2573,7 +2585,6 @@
           <w:rFonts w:ascii="Times New Roman" w:hAnsi="Times New Roman" w:cs="Times New Roman"/>
         </w:rPr>
       </w:pPr>
-      <w:proofErr w:type="gramStart"/>
       <w:r>
         <w:rPr>
           <w:rFonts w:ascii="Times New Roman" w:hAnsi="Times New Roman" w:cs="Times New Roman"/>
@@ -2581,7 +2592,6 @@
         </w:rPr>
         <w:t>Conclusion :</w:t>
       </w:r>
-      <w:proofErr w:type="gramEnd"/>
     </w:p>
     <w:p>
       <w:pPr>
@@ -2607,7 +2617,7 @@
 </file>
 
 <file path=word/numbering.xml><?xml version="1.0" encoding="utf-8"?>
-<w:numbering xmlns:wpc="http://schemas.microsoft.com/office/word/2010/wordprocessingCanvas" xmlns:cx="http://schemas.microsoft.com/office/drawing/2014/chartex" xmlns:cx1="http://schemas.microsoft.com/office/drawing/2015/9/8/chartex" xmlns:cx2="http://schemas.microsoft.com/office/drawing/2015/10/21/chartex" xmlns:cx3="http://schemas.microsoft.com/office/drawing/2016/5/9/chartex" xmlns:cx4="http://schemas.microsoft.com/office/drawing/2016/5/10/chartex" xmlns:cx5="http://schemas.microsoft.com/office/drawing/2016/5/11/chartex" xmlns:cx6="http://schemas.microsoft.com/office/drawing/2016/5/12/chartex" xmlns:cx7="http://schemas.microsoft.com/office/drawing/2016/5/13/chartex" xmlns:cx8="http://schemas.microsoft.com/office/drawing/2016/5/14/chartex" xmlns:mc="http://schemas.openxmlformats.org/markup-compatibility/2006" xmlns:aink="http://schemas.microsoft.com/office/drawing/2016/ink" xmlns:am3d="http://schemas.microsoft.com/office/drawing/2017/model3d" xmlns:o="urn:schemas-microsoft-com:office:office" xmlns:oel="http://schemas.microsoft.com/office/2019/extlst" xmlns:r="http://schemas.openxmlformats.org/officeDocument/2006/relationships" xmlns:m="http://schemas.openxmlformats.org/officeDocument/2006/math" xmlns:v="urn:schemas-microsoft-com:vml" xmlns:wp14="http://schemas.microsoft.com/office/word/2010/wordprocessingDrawing" xmlns:wp="http://schemas.openxmlformats.org/drawingml/2006/wordprocessingDrawing" xmlns:w10="urn:schemas-microsoft-com:office:word" xmlns:w="http://schemas.openxmlformats.org/wordprocessingml/2006/main" xmlns:w14="http://schemas.microsoft.com/office/word/2010/wordml" xmlns:w15="http://schemas.microsoft.com/office/word/2012/wordml" xmlns:w16cei="http://schemas.microsoft.com/office/word/2026/wordml/cei" xmlns:w16cex="http://schemas.microsoft.com/office/word/2018/wordml/cex" xmlns:w16cid="http://schemas.microsoft.com/office/word/2016/wordml/cid" xmlns:w16="http://schemas.microsoft.com/office/word/2018/wordml" xmlns:w16du="http://schemas.microsoft.com/office/word/2023/wordml/word16du" xmlns:w16sdtdh="http://schemas.microsoft.com/office/word/2020/wordml/sdtdatahash" xmlns:w16sdtfl="http://schemas.microsoft.com/office/word/2024/wordml/sdtformatlock" xmlns:w16se="http://schemas.microsoft.com/office/word/2015/wordml/symex" xmlns:wpg="http://schemas.microsoft.com/office/word/2010/wordprocessingGroup" xmlns:wpi="http://schemas.microsoft.com/office/word/2010/wordprocessingInk" xmlns:wne="http://schemas.microsoft.com/office/word/2006/wordml" xmlns:wps="http://schemas.microsoft.com/office/word/2010/wordprocessingShape" mc:Ignorable="w14 w15 w16se w16cid w16 w16cex w16sdtdh w16sdtfl w16du wp14">
+<w:numbering xmlns:wpc="http://schemas.microsoft.com/office/word/2010/wordprocessingCanvas" xmlns:cx="http://schemas.microsoft.com/office/drawing/2014/chartex" xmlns:cx1="http://schemas.microsoft.com/office/drawing/2015/9/8/chartex" xmlns:cx2="http://schemas.microsoft.com/office/drawing/2015/10/21/chartex" xmlns:cx3="http://schemas.microsoft.com/office/drawing/2016/5/9/chartex" xmlns:cx4="http://schemas.microsoft.com/office/drawing/2016/5/10/chartex" xmlns:cx5="http://schemas.microsoft.com/office/drawing/2016/5/11/chartex" xmlns:cx6="http://schemas.microsoft.com/office/drawing/2016/5/12/chartex" xmlns:cx7="http://schemas.microsoft.com/office/drawing/2016/5/13/chartex" xmlns:cx8="http://schemas.microsoft.com/office/drawing/2016/5/14/chartex" xmlns:mc="http://schemas.openxmlformats.org/markup-compatibility/2006" xmlns:aink="http://schemas.microsoft.com/office/drawing/2016/ink" xmlns:am3d="http://schemas.microsoft.com/office/drawing/2017/model3d" xmlns:o="urn:schemas-microsoft-com:office:office" xmlns:oel="http://schemas.microsoft.com/office/2019/extlst" xmlns:r="http://schemas.openxmlformats.org/officeDocument/2006/relationships" xmlns:m="http://schemas.openxmlformats.org/officeDocument/2006/math" xmlns:v="urn:schemas-microsoft-com:vml" xmlns:wp14="http://schemas.microsoft.com/office/word/2010/wordprocessingDrawing" xmlns:wp="http://schemas.openxmlformats.org/drawingml/2006/wordprocessingDrawing" xmlns:w10="urn:schemas-microsoft-com:office:word" xmlns:w="http://schemas.openxmlformats.org/wordprocessingml/2006/main" xmlns:w14="http://schemas.microsoft.com/office/word/2010/wordml" xmlns:w15="http://schemas.microsoft.com/office/word/2012/wordml" xmlns:w16cex="http://schemas.microsoft.com/office/word/2018/wordml/cex" xmlns:w16cid="http://schemas.microsoft.com/office/word/2016/wordml/cid" xmlns:w16="http://schemas.microsoft.com/office/word/2018/wordml" xmlns:w16du="http://schemas.microsoft.com/office/word/2023/wordml/word16du" xmlns:w16sdtdh="http://schemas.microsoft.com/office/word/2020/wordml/sdtdatahash" xmlns:w16sdtfl="http://schemas.microsoft.com/office/word/2024/wordml/sdtformatlock" xmlns:w16se="http://schemas.microsoft.com/office/word/2015/wordml/symex" xmlns:wpg="http://schemas.microsoft.com/office/word/2010/wordprocessingGroup" xmlns:wpi="http://schemas.microsoft.com/office/word/2010/wordprocessingInk" xmlns:wne="http://schemas.microsoft.com/office/word/2006/wordml" xmlns:wps="http://schemas.microsoft.com/office/word/2010/wordprocessingShape" mc:Ignorable="w14 w15 w16se w16cid w16 w16cex w16sdtdh w16sdtfl w16du wp14">
   <w:abstractNum w:abstractNumId="0" w15:restartNumberingAfterBreak="0">
     <w:nsid w:val="FFFFFF7C"/>
     <w:multiLevelType w:val="singleLevel"/>
